--- a/data/tekion/timelines/Jessica Schaub.docx
+++ b/data/tekion/timelines/Jessica Schaub.docx
@@ -43,7 +43,7 @@
           <w:szCs w:val="21"/>
           <w:rtl w:val="0"/>
         </w:rPr>
-        <w:t xml:space="preserve">Communications (8)</w:t>
+        <w:t xml:space="preserve">Communications (10)</w:t>
       </w:r>
     </w:p>
     <w:p>
@@ -287,7 +287,7 @@
           <w:szCs w:val="21"/>
           <w:rtl w:val="0"/>
         </w:rPr>
-        <w:t xml:space="preserve">3hr ago</w:t>
+        <w:t xml:space="preserve">17hr ago</w:t>
       </w:r>
     </w:p>
     <w:p>
@@ -307,7 +307,255 @@
           <w:szCs w:val="21"/>
           <w:rtl w:val="0"/>
         </w:rPr>
-        <w:t xml:space="preserve">Latest Update: Lead 26505570 has a low priority and a downpayment type of 0; agent left a voicemail.</w:t>
+        <w:t xml:space="preserve">Latest Update: Lead 26505570 has a low priority, a downpayment of 0, and was contacted about potential savings on vehicle purchase.</w:t>
+      </w:r>
+    </w:p>
+    <w:p>
+      <w:pPr>
+        <w:numPr>
+          <w:ilvl w:val="0"/>
+          <w:numId w:val="3"/>
+        </w:numPr>
+        <w:shd w:fill="ffffff" w:val="clear"/>
+        <w:spacing w:line="297.25714285714287" w:lineRule="auto"/>
+        <w:ind w:left="720" w:hanging="360"/>
+      </w:pPr>
+      <w:r>
+        <w:rPr>
+          <w:color w:val="161616"/>
+          <w:sz w:val="21"/>
+          <w:szCs w:val="21"/>
+          <w:rtl w:val="0"/>
+        </w:rPr>
+        <w:t xml:space="preserve">Source: ThirdParty Honda</w:t>
+      </w:r>
+    </w:p>
+    <w:p>
+      <w:pPr>
+        <w:numPr>
+          <w:ilvl w:val="0"/>
+          <w:numId w:val="3"/>
+        </w:numPr>
+        <w:shd w:fill="ffffff" w:val="clear"/>
+        <w:spacing w:line="297.25714285714287" w:lineRule="auto"/>
+        <w:ind w:left="720" w:hanging="360"/>
+      </w:pPr>
+      <w:r>
+        <w:rPr>
+          <w:color w:val="161616"/>
+          <w:sz w:val="21"/>
+          <w:szCs w:val="21"/>
+          <w:rtl w:val="0"/>
+        </w:rPr>
+        <w:t xml:space="preserve">Last Contacted By: Mark Armstrong</w:t>
+      </w:r>
+    </w:p>
+    <w:p>
+      <w:pPr>
+        <w:numPr>
+          <w:ilvl w:val="0"/>
+          <w:numId w:val="3"/>
+        </w:numPr>
+        <w:shd w:fill="ffffff" w:val="clear"/>
+        <w:spacing w:line="297.25714285714287" w:lineRule="auto"/>
+        <w:ind w:left="720" w:hanging="360"/>
+      </w:pPr>
+      <w:r>
+        <w:rPr>
+          <w:color w:val="161616"/>
+          <w:sz w:val="21"/>
+          <w:szCs w:val="21"/>
+          <w:rtl w:val="0"/>
+        </w:rPr>
+        <w:t xml:space="preserve">First Contact Time: 7:29 AM, Oct 5 2026</w:t>
+      </w:r>
+    </w:p>
+    <w:p>
+      <w:pPr>
+        <w:numPr>
+          <w:ilvl w:val="0"/>
+          <w:numId w:val="4"/>
+        </w:numPr>
+        <w:shd w:fill="ffffff" w:val="clear"/>
+        <w:spacing w:line="297.25714285714287" w:lineRule="auto"/>
+        <w:ind w:left="720" w:hanging="360"/>
+      </w:pPr>
+      <w:r>
+        <w:rPr>
+          <w:color w:val="161616"/>
+          <w:sz w:val="21"/>
+          <w:szCs w:val="21"/>
+          <w:rtl w:val="0"/>
+        </w:rPr>
+        <w:t xml:space="preserve">Lead Reference Number 26505570 has a low predicted priority.</w:t>
+      </w:r>
+    </w:p>
+    <w:p>
+      <w:pPr>
+        <w:numPr>
+          <w:ilvl w:val="0"/>
+          <w:numId w:val="4"/>
+        </w:numPr>
+        <w:shd w:fill="ffffff" w:val="clear"/>
+        <w:spacing w:line="297.25714285714287" w:lineRule="auto"/>
+        <w:ind w:left="720" w:hanging="360"/>
+      </w:pPr>
+      <w:r>
+        <w:rPr>
+          <w:color w:val="161616"/>
+          <w:sz w:val="21"/>
+          <w:szCs w:val="21"/>
+          <w:rtl w:val="0"/>
+        </w:rPr>
+        <w:t xml:space="preserve">The lead indicates a downpayment type with a value of 0.</w:t>
+      </w:r>
+    </w:p>
+    <w:p>
+      <w:pPr>
+        <w:numPr>
+          <w:ilvl w:val="0"/>
+          <w:numId w:val="4"/>
+        </w:numPr>
+        <w:shd w:fill="ffffff" w:val="clear"/>
+        <w:spacing w:line="297.25714285714287" w:lineRule="auto"/>
+        <w:ind w:left="720" w:hanging="360"/>
+      </w:pPr>
+      <w:r>
+        <w:rPr>
+          <w:color w:val="161616"/>
+          <w:sz w:val="21"/>
+          <w:szCs w:val="21"/>
+          <w:rtl w:val="0"/>
+        </w:rPr>
+        <w:t xml:space="preserve">An agent left a voicemail for the customer.</w:t>
+      </w:r>
+    </w:p>
+    <w:p>
+      <w:pPr>
+        <w:numPr>
+          <w:ilvl w:val="0"/>
+          <w:numId w:val="4"/>
+        </w:numPr>
+        <w:shd w:fill="ffffff" w:val="clear"/>
+        <w:spacing w:line="297.25714285714287" w:lineRule="auto"/>
+        <w:ind w:left="720" w:hanging="360"/>
+      </w:pPr>
+      <w:r>
+        <w:rPr>
+          <w:color w:val="161616"/>
+          <w:sz w:val="21"/>
+          <w:szCs w:val="21"/>
+          <w:rtl w:val="0"/>
+        </w:rPr>
+        <w:t xml:space="preserve">An email was sent offering potential additional savings on their next vehicle purchase.</w:t>
+      </w:r>
+    </w:p>
+    <w:p>
+      <w:pPr>
+        <w:shd w:fill="ffffff" w:val="clear"/>
+        <w:spacing w:line="291.4285714285714" w:lineRule="auto"/>
+        <w:rPr>
+          <w:color w:val="161616"/>
+          <w:sz w:val="21"/>
+          <w:szCs w:val="21"/>
+        </w:rPr>
+      </w:pPr>
+      <w:r>
+        <w:rPr>
+          <w:color w:val="161616"/>
+          <w:sz w:val="21"/>
+          <w:szCs w:val="21"/>
+          <w:rtl w:val="0"/>
+        </w:rPr>
+        <w:t xml:space="preserve">Contact History</w:t>
+      </w:r>
+    </w:p>
+    <w:p>
+      <w:pPr>
+        <w:shd w:fill="ffffff" w:val="clear"/>
+        <w:spacing w:line="291.4285714285714" w:lineRule="auto"/>
+        <w:rPr>
+          <w:color w:val="161616"/>
+          <w:sz w:val="21"/>
+          <w:szCs w:val="21"/>
+        </w:rPr>
+      </w:pPr>
+      <w:r>
+        <w:rPr>
+          <w:color w:val="161616"/>
+          <w:sz w:val="21"/>
+          <w:szCs w:val="21"/>
+          <w:rtl w:val="0"/>
+        </w:rPr>
+        <w:t xml:space="preserve">:</w:t>
+      </w:r>
+    </w:p>
+    <w:p>
+      <w:pPr>
+        <w:shd w:fill="ffffff" w:val="clear"/>
+        <w:spacing w:line="291.4285714285714" w:lineRule="auto"/>
+        <w:rPr>
+          <w:i w:val="1"/>
+          <w:iCs w:val="1"/>
+          <w:color w:val="444f5c"/>
+          <w:sz w:val="21"/>
+          <w:szCs w:val="21"/>
+        </w:rPr>
+      </w:pPr>
+      <w:r>
+        <w:rPr>
+          <w:i w:val="1"/>
+          <w:iCs w:val="1"/>
+          <w:color w:val="444f5c"/>
+          <w:sz w:val="21"/>
+          <w:szCs w:val="21"/>
+          <w:rtl w:val="0"/>
+        </w:rPr>
+        <w:t xml:space="preserve">New customer</w:t>
+      </w:r>
+    </w:p>
+    <w:p>
+      <w:pPr>
+        <w:shd w:fill="ffffff" w:val="clear"/>
+        <w:spacing w:line="291.4285714285714" w:lineRule="auto"/>
+        <w:rPr>
+          <w:i w:val="1"/>
+          <w:iCs w:val="1"/>
+          <w:color w:val="444f5c"/>
+          <w:sz w:val="21"/>
+          <w:szCs w:val="21"/>
+        </w:rPr>
+      </w:pPr>
+      <w:r>
+        <w:rPr>
+          <w:i w:val="1"/>
+          <w:iCs w:val="1"/>
+          <w:color w:val="444f5c"/>
+          <w:sz w:val="21"/>
+          <w:szCs w:val="21"/>
+          <w:rtl w:val="0"/>
+        </w:rPr>
+        <w:t xml:space="preserve">No contact history available</w:t>
+      </w:r>
+    </w:p>
+    <w:p>
+      <w:pPr>
+        <w:shd w:fill="ffffff" w:val="clear"/>
+        <w:spacing w:line="291.4285714285714" w:lineRule="auto"/>
+        <w:rPr>
+          <w:color w:val="161616"/>
+          <w:sz w:val="21"/>
+          <w:szCs w:val="21"/>
+        </w:rPr>
+      </w:pPr>
+      <w:r>
+        <w:rPr>
+          <w:color w:val="161616"/>
+          <w:sz w:val="21"/>
+          <w:szCs w:val="21"/>
+          <w:rtl w:val="0"/>
+        </w:rPr>
+        <w:t xml:space="preserve">Vehicle Intel: 2026 Honda Pilot</w:t>
       </w:r>
     </w:p>
     <w:p>
@@ -327,195 +575,7 @@
           <w:szCs w:val="21"/>
           <w:rtl w:val="0"/>
         </w:rPr>
-        <w:t xml:space="preserve">Source: ThirdParty Honda</w:t>
-      </w:r>
-    </w:p>
-    <w:p>
-      <w:pPr>
-        <w:numPr>
-          <w:ilvl w:val="0"/>
-          <w:numId w:val="2"/>
-        </w:numPr>
-        <w:shd w:fill="ffffff" w:val="clear"/>
-        <w:spacing w:line="297.25714285714287" w:lineRule="auto"/>
-        <w:ind w:left="720" w:hanging="360"/>
-      </w:pPr>
-      <w:r>
-        <w:rPr>
-          <w:color w:val="161616"/>
-          <w:sz w:val="21"/>
-          <w:szCs w:val="21"/>
-          <w:rtl w:val="0"/>
-        </w:rPr>
-        <w:t xml:space="preserve">First Contact Time: 7:29 AM, Oct 5 2026</w:t>
-      </w:r>
-    </w:p>
-    <w:p>
-      <w:pPr>
-        <w:numPr>
-          <w:ilvl w:val="0"/>
-          <w:numId w:val="3"/>
-        </w:numPr>
-        <w:shd w:fill="ffffff" w:val="clear"/>
-        <w:spacing w:line="297.25714285714287" w:lineRule="auto"/>
-        <w:ind w:left="720" w:hanging="360"/>
-      </w:pPr>
-      <w:r>
-        <w:rPr>
-          <w:color w:val="161616"/>
-          <w:sz w:val="21"/>
-          <w:szCs w:val="21"/>
-          <w:rtl w:val="0"/>
-        </w:rPr>
-        <w:t xml:space="preserve">Lead Reference Number 26505570 has a low predicted priority.</w:t>
-      </w:r>
-    </w:p>
-    <w:p>
-      <w:pPr>
-        <w:numPr>
-          <w:ilvl w:val="0"/>
-          <w:numId w:val="3"/>
-        </w:numPr>
-        <w:shd w:fill="ffffff" w:val="clear"/>
-        <w:spacing w:line="297.25714285714287" w:lineRule="auto"/>
-        <w:ind w:left="720" w:hanging="360"/>
-      </w:pPr>
-      <w:r>
-        <w:rPr>
-          <w:color w:val="161616"/>
-          <w:sz w:val="21"/>
-          <w:szCs w:val="21"/>
-          <w:rtl w:val="0"/>
-        </w:rPr>
-        <w:t xml:space="preserve">The lead indicates a downpayment type with a value of 0.</w:t>
-      </w:r>
-    </w:p>
-    <w:p>
-      <w:pPr>
-        <w:numPr>
-          <w:ilvl w:val="0"/>
-          <w:numId w:val="3"/>
-        </w:numPr>
-        <w:shd w:fill="ffffff" w:val="clear"/>
-        <w:spacing w:line="297.25714285714287" w:lineRule="auto"/>
-        <w:ind w:left="720" w:hanging="360"/>
-      </w:pPr>
-      <w:r>
-        <w:rPr>
-          <w:color w:val="161616"/>
-          <w:sz w:val="21"/>
-          <w:szCs w:val="21"/>
-          <w:rtl w:val="0"/>
-        </w:rPr>
-        <w:t xml:space="preserve">An agent called and left a voicemail for the customer.</w:t>
-      </w:r>
-    </w:p>
-    <w:p>
-      <w:pPr>
-        <w:shd w:fill="ffffff" w:val="clear"/>
-        <w:spacing w:line="291.4285714285714" w:lineRule="auto"/>
-        <w:rPr>
-          <w:color w:val="161616"/>
-          <w:sz w:val="21"/>
-          <w:szCs w:val="21"/>
-        </w:rPr>
-      </w:pPr>
-      <w:r>
-        <w:rPr>
-          <w:color w:val="161616"/>
-          <w:sz w:val="21"/>
-          <w:szCs w:val="21"/>
-          <w:rtl w:val="0"/>
-        </w:rPr>
-        <w:t xml:space="preserve">Contact History</w:t>
-      </w:r>
-    </w:p>
-    <w:p>
-      <w:pPr>
-        <w:shd w:fill="ffffff" w:val="clear"/>
-        <w:spacing w:line="291.4285714285714" w:lineRule="auto"/>
-        <w:rPr>
-          <w:color w:val="161616"/>
-          <w:sz w:val="21"/>
-          <w:szCs w:val="21"/>
-        </w:rPr>
-      </w:pPr>
-      <w:r>
-        <w:rPr>
-          <w:color w:val="161616"/>
-          <w:sz w:val="21"/>
-          <w:szCs w:val="21"/>
-          <w:rtl w:val="0"/>
-        </w:rPr>
-        <w:t xml:space="preserve">:</w:t>
-      </w:r>
-    </w:p>
-    <w:p>
-      <w:pPr>
-        <w:shd w:fill="ffffff" w:val="clear"/>
-        <w:spacing w:line="291.4285714285714" w:lineRule="auto"/>
-        <w:rPr>
-          <w:i w:val="1"/>
-          <w:iCs w:val="1"/>
-          <w:color w:val="444f5c"/>
-          <w:sz w:val="21"/>
-          <w:szCs w:val="21"/>
-        </w:rPr>
-      </w:pPr>
-      <w:r>
-        <w:rPr>
-          <w:i w:val="1"/>
-          <w:iCs w:val="1"/>
-          <w:color w:val="444f5c"/>
-          <w:sz w:val="21"/>
-          <w:szCs w:val="21"/>
-          <w:rtl w:val="0"/>
-        </w:rPr>
-        <w:t xml:space="preserve">New customer</w:t>
-      </w:r>
-    </w:p>
-    <w:p>
-      <w:pPr>
-        <w:shd w:fill="ffffff" w:val="clear"/>
-        <w:spacing w:line="291.4285714285714" w:lineRule="auto"/>
-        <w:rPr>
-          <w:i w:val="1"/>
-          <w:iCs w:val="1"/>
-          <w:color w:val="444f5c"/>
-          <w:sz w:val="21"/>
-          <w:szCs w:val="21"/>
-        </w:rPr>
-      </w:pPr>
-      <w:r>
-        <w:rPr>
-          <w:i w:val="1"/>
-          <w:iCs w:val="1"/>
-          <w:color w:val="444f5c"/>
-          <w:sz w:val="21"/>
-          <w:szCs w:val="21"/>
-          <w:rtl w:val="0"/>
-        </w:rPr>
-        <w:t xml:space="preserve">No contact history available</w:t>
-      </w:r>
-    </w:p>
-    <w:p>
-      <w:pPr>
-        <w:shd w:fill="ffffff" w:val="clear"/>
-        <w:spacing w:line="291.4285714285714" w:lineRule="auto"/>
-        <w:rPr>
-          <w:color w:val="161616"/>
-          <w:sz w:val="21"/>
-          <w:szCs w:val="21"/>
-        </w:rPr>
-      </w:pPr>
-      <w:r>
-        <w:rPr>
-          <w:color w:val="161616"/>
-          <w:sz w:val="21"/>
-          <w:szCs w:val="21"/>
-          <w:rtl w:val="0"/>
-        </w:rPr>
-        <w:t xml:space="preserve">Vehicle Intel: 2026 Honda Pilot</w:t>
+        <w:t xml:space="preserve">Inventory count: 33 (Vehicle of Interest), 0 (Vehicle of Interest with trim)</w:t>
       </w:r>
     </w:p>
     <w:p>
@@ -535,27 +595,7 @@
           <w:szCs w:val="21"/>
           <w:rtl w:val="0"/>
         </w:rPr>
-        <w:t xml:space="preserve">Inventory count: 33 (Vehicle of Interest), 0 (Vehicle of Interest with trim)</w:t>
-      </w:r>
-    </w:p>
-    <w:p>
-      <w:pPr>
-        <w:numPr>
-          <w:ilvl w:val="0"/>
-          <w:numId w:val="4"/>
-        </w:numPr>
-        <w:shd w:fill="ffffff" w:val="clear"/>
-        <w:spacing w:line="297.25714285714287" w:lineRule="auto"/>
-        <w:ind w:left="720" w:hanging="360"/>
-      </w:pPr>
-      <w:r>
-        <w:rPr>
-          <w:color w:val="161616"/>
-          <w:sz w:val="21"/>
-          <w:szCs w:val="21"/>
-          <w:rtl w:val="0"/>
-        </w:rPr>
-        <w:t xml:space="preserve">Past 30 days: 39 deal(s)</w:t>
+        <w:t xml:space="preserve">Past 30 days: 38 deal(s)</w:t>
       </w:r>
     </w:p>
     <w:p>
@@ -635,7 +675,7 @@
           <w:szCs w:val="21"/>
           <w:rtl w:val="0"/>
         </w:rPr>
-        <w:t xml:space="preserve">Oct 8 2026 11:59 AM</w:t>
+        <w:t xml:space="preserve">Oct 11 2026 5:18 PM</w:t>
       </w:r>
     </w:p>
     <w:p>
@@ -675,27 +715,27 @@
           <w:szCs w:val="21"/>
           <w:rtl w:val="0"/>
         </w:rPr>
-        <w:t xml:space="preserve">Subject: Convenience comes standard @JoyceKoons</w:t>
-      </w:r>
-    </w:p>
-    <w:p>
-      <w:pPr>
-        <w:shd w:fill="ffffff" w:val="clear"/>
-        <w:spacing w:line="291.4285714285714" w:lineRule="auto"/>
-        <w:rPr>
-          <w:color w:val="161616"/>
-          <w:sz w:val="21"/>
-          <w:szCs w:val="21"/>
-        </w:rPr>
-      </w:pPr>
-      <w:r>
-        <w:rPr>
-          <w:color w:val="161616"/>
-          <w:sz w:val="21"/>
-          <w:szCs w:val="21"/>
-          <w:rtl w:val="0"/>
-        </w:rPr>
-        <w:t xml:space="preserve">Great Prices | Special Rates | Big Inventory Jessica, Why drive to a dealership when we will drive to you? Shop from home, skip the dealership visit, and enjoy complimentary home delivery anywhere in greater DMV metro area. At Joyce Koons Honda Buick GMC, we bring a great deal -- and your new ride -- straight to your driveway. Car buying made simple, convenient, and delivered to your door! It will be my pleasure to assist you. Mark Armstrong +1(703) 365-8713 Joyce Koons Automotive Delivering Great Value and Exceptional Customer Service 10660 Automotive Dr Manassas, VA 20109 JoyceKoons.com We do not rent, sell or exchange email addresses. We encourage you not to unsubscribe so that we can keep you informed about promotions, new vehicles, service tips and service specials, but if you choose to, you can opt out here. If you prefer not to receive further emails from us, Click here to Unsubscribe</w:t>
+        <w:t xml:space="preserve">Subject: Unlock additional savings before you buy!</w:t>
+      </w:r>
+    </w:p>
+    <w:p>
+      <w:pPr>
+        <w:shd w:fill="ffffff" w:val="clear"/>
+        <w:spacing w:line="291.4285714285714" w:lineRule="auto"/>
+        <w:rPr>
+          <w:color w:val="161616"/>
+          <w:sz w:val="21"/>
+          <w:szCs w:val="21"/>
+        </w:rPr>
+      </w:pPr>
+      <w:r>
+        <w:rPr>
+          <w:color w:val="161616"/>
+          <w:sz w:val="21"/>
+          <w:szCs w:val="21"/>
+          <w:rtl w:val="0"/>
+        </w:rPr>
+        <w:t xml:space="preserve">Great Prices | Special Rates | Big Inventory Jessica, I wanted to reach out because you may qualify for extra savings on your next vehicle — incentives many customers don’t realize are available. Before you make any decisions, let’s take a quick moment to see if you’re eligible for additional discounts so you don’t leave any money on the table. Just reply "Interested" and I’ll send over details. Looking forward to helping you save more. Mark Armstrong +1(703) 365-8713 Joyce Koons Automotive Delivering Great Value and Exceptional Customer Service 10660 Automotive Dr Manassas, VA 20109 JoyceKoons.com We do not rent, sell or exchange email addresses. We encourage you not to unsubscribe so that we can keep you informed about promotions, new vehicles, service tips and service specials, but if you choose to, you can opt out here. If you prefer not to receive further emails from us, Click here to Unsubscribe</w:t>
       </w:r>
     </w:p>
     <w:p>
@@ -775,6 +815,186 @@
           <w:szCs w:val="21"/>
           <w:rtl w:val="0"/>
         </w:rPr>
+        <w:t xml:space="preserve">Engaged Lead Follow Up</w:t>
+      </w:r>
+    </w:p>
+    <w:p>
+      <w:pPr>
+        <w:shd w:fill="ffffff" w:val="clear"/>
+        <w:spacing w:line="291.4285714285714" w:lineRule="auto"/>
+        <w:rPr>
+          <w:color w:val="444f5c"/>
+          <w:sz w:val="21"/>
+          <w:szCs w:val="21"/>
+        </w:rPr>
+      </w:pPr>
+      <w:r>
+        <w:rPr>
+          <w:color w:val="444f5c"/>
+          <w:sz w:val="21"/>
+          <w:szCs w:val="21"/>
+          <w:rtl w:val="0"/>
+        </w:rPr>
+        <w:t xml:space="preserve">System</w:t>
+      </w:r>
+    </w:p>
+    <w:p>
+      <w:pPr>
+        <w:shd w:fill="ffffff" w:val="clear"/>
+        <w:spacing w:line="291.4285714285714" w:lineRule="auto"/>
+        <w:rPr>
+          <w:color w:val="444f5c"/>
+          <w:sz w:val="21"/>
+          <w:szCs w:val="21"/>
+        </w:rPr>
+      </w:pPr>
+      <w:r>
+        <w:rPr>
+          <w:color w:val="444f5c"/>
+          <w:sz w:val="21"/>
+          <w:szCs w:val="21"/>
+          <w:rtl w:val="0"/>
+        </w:rPr>
+        <w:t xml:space="preserve">Oct 10 2026 9:46 AM</w:t>
+      </w:r>
+    </w:p>
+    <w:p>
+      <w:pPr>
+        <w:shd w:fill="ffffff" w:val="clear"/>
+        <w:spacing w:line="291.4285714285714" w:lineRule="auto"/>
+        <w:rPr>
+          <w:color w:val="444f5c"/>
+          <w:sz w:val="21"/>
+          <w:szCs w:val="21"/>
+        </w:rPr>
+      </w:pPr>
+      <w:r>
+        <w:rPr>
+          <w:color w:val="444f5c"/>
+          <w:sz w:val="21"/>
+          <w:szCs w:val="21"/>
+          <w:rtl w:val="0"/>
+        </w:rPr>
+        <w:t xml:space="preserve">Lead is in the Engaged Stage, follow up with lead or reschedule this follow up task.</w:t>
+      </w:r>
+    </w:p>
+    <w:p>
+      <w:pPr>
+        <w:shd w:fill="ffffff" w:val="clear"/>
+        <w:spacing w:line="291.4285714285714" w:lineRule="auto"/>
+        <w:rPr>
+          <w:color w:val="444f5c"/>
+          <w:sz w:val="21"/>
+          <w:szCs w:val="21"/>
+        </w:rPr>
+      </w:pPr>
+      <w:r>
+        <w:rPr>
+          <w:color w:val="444f5c"/>
+          <w:sz w:val="21"/>
+          <w:szCs w:val="21"/>
+          <w:rtl w:val="0"/>
+        </w:rPr>
+        <w:t xml:space="preserve">High</w:t>
+      </w:r>
+    </w:p>
+    <w:p>
+      <w:pPr>
+        <w:shd w:fill="ffffff" w:val="clear"/>
+        <w:spacing w:line="291.4285714285714" w:lineRule="auto"/>
+        <w:rPr>
+          <w:color w:val="161616"/>
+          <w:sz w:val="21"/>
+          <w:szCs w:val="21"/>
+        </w:rPr>
+      </w:pPr>
+      <w:r>
+        <w:rPr>
+          <w:color w:val="161616"/>
+          <w:sz w:val="21"/>
+          <w:szCs w:val="21"/>
+          <w:rtl w:val="0"/>
+        </w:rPr>
+        <w:t xml:space="preserve">Last Saturday</w:t>
+      </w:r>
+    </w:p>
+    <w:p>
+      <w:pPr>
+        <w:shd w:fill="ffffff" w:val="clear"/>
+        <w:spacing w:line="291.4285714285714" w:lineRule="auto"/>
+        <w:rPr>
+          <w:color w:val="161616"/>
+          <w:sz w:val="21"/>
+          <w:szCs w:val="21"/>
+        </w:rPr>
+      </w:pPr>
+      <w:r>
+        <w:rPr>
+          <w:color w:val="161616"/>
+          <w:sz w:val="21"/>
+          <w:szCs w:val="21"/>
+          <w:rtl w:val="0"/>
+        </w:rPr>
+        <w:t xml:space="preserve">Done</w:t>
+      </w:r>
+    </w:p>
+    <w:p>
+      <w:pPr>
+        <w:shd w:fill="ffffff" w:val="clear"/>
+        <w:spacing w:line="291.4285714285714" w:lineRule="auto"/>
+        <w:rPr>
+          <w:color w:val="969aa3"/>
+          <w:sz w:val="21"/>
+          <w:szCs w:val="21"/>
+        </w:rPr>
+      </w:pPr>
+      <w:r>
+        <w:rPr>
+          <w:color w:val="969aa3"/>
+          <w:sz w:val="21"/>
+          <w:szCs w:val="21"/>
+          <w:rtl w:val="0"/>
+        </w:rPr>
+        <w:t xml:space="preserve">Assigned To:</w:t>
+      </w:r>
+    </w:p>
+    <w:p>
+      <w:pPr>
+        <w:shd w:fill="ffffff" w:val="clear"/>
+        <w:spacing w:line="291.4285714285714" w:lineRule="auto"/>
+        <w:rPr>
+          <w:color w:val="444f5c"/>
+          <w:sz w:val="21"/>
+          <w:szCs w:val="21"/>
+        </w:rPr>
+      </w:pPr>
+      <w:r>
+        <w:rPr>
+          <w:color w:val="444f5c"/>
+          <w:sz w:val="21"/>
+          <w:szCs w:val="21"/>
+          <w:rtl w:val="0"/>
+        </w:rPr>
+        <w:t xml:space="preserve">Mark Armstrong</w:t>
+      </w:r>
+    </w:p>
+    <w:p>
+      <w:pPr>
+        <w:shd w:fill="ffffff" w:val="clear"/>
+        <w:spacing w:line="291.4285714285714" w:lineRule="auto"/>
+        <w:rPr>
+          <w:color w:val="161616"/>
+          <w:sz w:val="21"/>
+          <w:szCs w:val="21"/>
+        </w:rPr>
+      </w:pPr>
+      <w:r>
+        <w:rPr>
+          <w:color w:val="161616"/>
+          <w:sz w:val="21"/>
+          <w:szCs w:val="21"/>
+          <w:rtl w:val="0"/>
+        </w:rPr>
         <w:t xml:space="preserve">Email Sent</w:t>
       </w:r>
     </w:p>
@@ -815,7 +1035,7 @@
           <w:szCs w:val="21"/>
           <w:rtl w:val="0"/>
         </w:rPr>
-        <w:t xml:space="preserve">Oct 7 2026 11:09 AM</w:t>
+        <w:t xml:space="preserve">Oct 9 2026 1:37 PM</w:t>
       </w:r>
     </w:p>
     <w:p>
@@ -855,27 +1075,27 @@
           <w:szCs w:val="21"/>
           <w:rtl w:val="0"/>
         </w:rPr>
-        <w:t xml:space="preserve">Subject: Discover your next Honda at Joyce Koons!</w:t>
-      </w:r>
-    </w:p>
-    <w:p>
-      <w:pPr>
-        <w:shd w:fill="ffffff" w:val="clear"/>
-        <w:spacing w:line="291.4285714285714" w:lineRule="auto"/>
-        <w:rPr>
-          <w:color w:val="161616"/>
-          <w:sz w:val="21"/>
-          <w:szCs w:val="21"/>
-        </w:rPr>
-      </w:pPr>
-      <w:r>
-        <w:rPr>
-          <w:color w:val="161616"/>
-          <w:sz w:val="21"/>
-          <w:szCs w:val="21"/>
-          <w:rtl w:val="0"/>
-        </w:rPr>
-        <w:t xml:space="preserve">&gt; Shop today at Joyce Koons Honda and save. These offers won't last long. We do not rent, sell or exchange email addresses. We encourage you not to unsubscribe so that we can keep you informed about promotions, new vehicles, service tips and service specials, but if you choose to, you can opt out here. If you prefer not to receive further emails from us,Click here to Unsubscribe</w:t>
+        <w:t xml:space="preserve">Subject: Unlock additional savings before you buy!</w:t>
+      </w:r>
+    </w:p>
+    <w:p>
+      <w:pPr>
+        <w:shd w:fill="ffffff" w:val="clear"/>
+        <w:spacing w:line="291.4285714285714" w:lineRule="auto"/>
+        <w:rPr>
+          <w:color w:val="161616"/>
+          <w:sz w:val="21"/>
+          <w:szCs w:val="21"/>
+        </w:rPr>
+      </w:pPr>
+      <w:r>
+        <w:rPr>
+          <w:color w:val="161616"/>
+          <w:sz w:val="21"/>
+          <w:szCs w:val="21"/>
+          <w:rtl w:val="0"/>
+        </w:rPr>
+        <w:t xml:space="preserve">Great Prices | Special Rates | Big Inventory Jessica, I wanted to reach out because you may qualify for extra savings on your next vehicle — incentives many customers don’t realize are available. Before you make any decisions, let’s take a quick moment to see if you’re eligible for additional discounts so you don’t leave any money on the table. Just reply "Interested" and I’ll send over details. Looking forward to helping you save more. Mark Armstrong +1(703) 365-8713 Joyce Koons Automotive Delivering Great Value and Exceptional Customer Service 10660 Automotive Dr Manassas, VA 20109 JoyceKoons.com We do not rent, sell or exchange email addresses. We encourage you not to unsubscribe so that we can keep you informed about promotions, new vehicles, service tips and service specials, but if you choose to, you can opt out here. If you prefer not to receive further emails from us, Click here to Unsubscribe</w:t>
       </w:r>
     </w:p>
     <w:p>
@@ -955,6 +1175,546 @@
           <w:szCs w:val="21"/>
           <w:rtl w:val="0"/>
         </w:rPr>
+        <w:t xml:space="preserve">Engaged Lead Follow Up</w:t>
+      </w:r>
+    </w:p>
+    <w:p>
+      <w:pPr>
+        <w:shd w:fill="ffffff" w:val="clear"/>
+        <w:spacing w:line="291.4285714285714" w:lineRule="auto"/>
+        <w:rPr>
+          <w:color w:val="444f5c"/>
+          <w:sz w:val="21"/>
+          <w:szCs w:val="21"/>
+        </w:rPr>
+      </w:pPr>
+      <w:r>
+        <w:rPr>
+          <w:color w:val="444f5c"/>
+          <w:sz w:val="21"/>
+          <w:szCs w:val="21"/>
+          <w:rtl w:val="0"/>
+        </w:rPr>
+        <w:t xml:space="preserve">System</w:t>
+      </w:r>
+    </w:p>
+    <w:p>
+      <w:pPr>
+        <w:shd w:fill="ffffff" w:val="clear"/>
+        <w:spacing w:line="291.4285714285714" w:lineRule="auto"/>
+        <w:rPr>
+          <w:color w:val="444f5c"/>
+          <w:sz w:val="21"/>
+          <w:szCs w:val="21"/>
+        </w:rPr>
+      </w:pPr>
+      <w:r>
+        <w:rPr>
+          <w:color w:val="444f5c"/>
+          <w:sz w:val="21"/>
+          <w:szCs w:val="21"/>
+          <w:rtl w:val="0"/>
+        </w:rPr>
+        <w:t xml:space="preserve">Oct 9 2026 9:46 AM</w:t>
+      </w:r>
+    </w:p>
+    <w:p>
+      <w:pPr>
+        <w:shd w:fill="ffffff" w:val="clear"/>
+        <w:spacing w:line="291.4285714285714" w:lineRule="auto"/>
+        <w:rPr>
+          <w:color w:val="444f5c"/>
+          <w:sz w:val="21"/>
+          <w:szCs w:val="21"/>
+        </w:rPr>
+      </w:pPr>
+      <w:r>
+        <w:rPr>
+          <w:color w:val="444f5c"/>
+          <w:sz w:val="21"/>
+          <w:szCs w:val="21"/>
+          <w:rtl w:val="0"/>
+        </w:rPr>
+        <w:t xml:space="preserve">Lead is in the Engaged Stage, follow up with lead or reschedule this follow up task.</w:t>
+      </w:r>
+    </w:p>
+    <w:p>
+      <w:pPr>
+        <w:shd w:fill="ffffff" w:val="clear"/>
+        <w:spacing w:line="291.4285714285714" w:lineRule="auto"/>
+        <w:rPr>
+          <w:color w:val="444f5c"/>
+          <w:sz w:val="21"/>
+          <w:szCs w:val="21"/>
+        </w:rPr>
+      </w:pPr>
+      <w:r>
+        <w:rPr>
+          <w:color w:val="444f5c"/>
+          <w:sz w:val="21"/>
+          <w:szCs w:val="21"/>
+          <w:rtl w:val="0"/>
+        </w:rPr>
+        <w:t xml:space="preserve">High</w:t>
+      </w:r>
+    </w:p>
+    <w:p>
+      <w:pPr>
+        <w:shd w:fill="ffffff" w:val="clear"/>
+        <w:spacing w:line="291.4285714285714" w:lineRule="auto"/>
+        <w:rPr>
+          <w:color w:val="161616"/>
+          <w:sz w:val="21"/>
+          <w:szCs w:val="21"/>
+        </w:rPr>
+      </w:pPr>
+      <w:r>
+        <w:rPr>
+          <w:color w:val="161616"/>
+          <w:sz w:val="21"/>
+          <w:szCs w:val="21"/>
+          <w:rtl w:val="0"/>
+        </w:rPr>
+        <w:t xml:space="preserve">Last Friday</w:t>
+      </w:r>
+    </w:p>
+    <w:p>
+      <w:pPr>
+        <w:shd w:fill="ffffff" w:val="clear"/>
+        <w:spacing w:line="291.4285714285714" w:lineRule="auto"/>
+        <w:rPr>
+          <w:color w:val="161616"/>
+          <w:sz w:val="21"/>
+          <w:szCs w:val="21"/>
+        </w:rPr>
+      </w:pPr>
+      <w:r>
+        <w:rPr>
+          <w:color w:val="161616"/>
+          <w:sz w:val="21"/>
+          <w:szCs w:val="21"/>
+          <w:rtl w:val="0"/>
+        </w:rPr>
+        <w:t xml:space="preserve">Done</w:t>
+      </w:r>
+    </w:p>
+    <w:p>
+      <w:pPr>
+        <w:shd w:fill="ffffff" w:val="clear"/>
+        <w:spacing w:line="291.4285714285714" w:lineRule="auto"/>
+        <w:rPr>
+          <w:color w:val="969aa3"/>
+          <w:sz w:val="21"/>
+          <w:szCs w:val="21"/>
+        </w:rPr>
+      </w:pPr>
+      <w:r>
+        <w:rPr>
+          <w:color w:val="969aa3"/>
+          <w:sz w:val="21"/>
+          <w:szCs w:val="21"/>
+          <w:rtl w:val="0"/>
+        </w:rPr>
+        <w:t xml:space="preserve">Assigned To:</w:t>
+      </w:r>
+    </w:p>
+    <w:p>
+      <w:pPr>
+        <w:shd w:fill="ffffff" w:val="clear"/>
+        <w:spacing w:line="291.4285714285714" w:lineRule="auto"/>
+        <w:rPr>
+          <w:color w:val="444f5c"/>
+          <w:sz w:val="21"/>
+          <w:szCs w:val="21"/>
+        </w:rPr>
+      </w:pPr>
+      <w:r>
+        <w:rPr>
+          <w:color w:val="444f5c"/>
+          <w:sz w:val="21"/>
+          <w:szCs w:val="21"/>
+          <w:rtl w:val="0"/>
+        </w:rPr>
+        <w:t xml:space="preserve">Mark Armstrong</w:t>
+      </w:r>
+    </w:p>
+    <w:p>
+      <w:pPr>
+        <w:shd w:fill="ffffff" w:val="clear"/>
+        <w:spacing w:line="291.4285714285714" w:lineRule="auto"/>
+        <w:rPr>
+          <w:color w:val="161616"/>
+          <w:sz w:val="21"/>
+          <w:szCs w:val="21"/>
+        </w:rPr>
+      </w:pPr>
+      <w:r>
+        <w:rPr>
+          <w:color w:val="161616"/>
+          <w:sz w:val="21"/>
+          <w:szCs w:val="21"/>
+          <w:rtl w:val="0"/>
+        </w:rPr>
+        <w:t xml:space="preserve">Email Sent</w:t>
+      </w:r>
+    </w:p>
+    <w:p>
+      <w:pPr>
+        <w:shd w:fill="ffffff" w:val="clear"/>
+        <w:spacing w:line="291.4285714285714" w:lineRule="auto"/>
+        <w:rPr>
+          <w:color w:val="444f5c"/>
+          <w:sz w:val="21"/>
+          <w:szCs w:val="21"/>
+        </w:rPr>
+      </w:pPr>
+      <w:r>
+        <w:rPr>
+          <w:color w:val="444f5c"/>
+          <w:sz w:val="21"/>
+          <w:szCs w:val="21"/>
+          <w:rtl w:val="0"/>
+        </w:rPr>
+        <w:t xml:space="preserve">Mark Armstrong</w:t>
+      </w:r>
+    </w:p>
+    <w:p>
+      <w:pPr>
+        <w:shd w:fill="ffffff" w:val="clear"/>
+        <w:spacing w:line="291.4285714285714" w:lineRule="auto"/>
+        <w:rPr>
+          <w:color w:val="444f5c"/>
+          <w:sz w:val="21"/>
+          <w:szCs w:val="21"/>
+        </w:rPr>
+      </w:pPr>
+      <w:r>
+        <w:rPr>
+          <w:color w:val="444f5c"/>
+          <w:sz w:val="21"/>
+          <w:szCs w:val="21"/>
+          <w:rtl w:val="0"/>
+        </w:rPr>
+        <w:t xml:space="preserve">Oct 8 2026 11:59 AM</w:t>
+      </w:r>
+    </w:p>
+    <w:p>
+      <w:pPr>
+        <w:shd w:fill="ffffff" w:val="clear"/>
+        <w:spacing w:line="3060" w:lineRule="auto"/>
+        <w:rPr>
+          <w:color w:val="444f5c"/>
+          <w:sz w:val="2"/>
+          <w:szCs w:val="2"/>
+        </w:rPr>
+      </w:pPr>
+      <w:r>
+        <w:rPr>
+          <w:color w:val="444f5c"/>
+          <w:sz w:val="2"/>
+          <w:szCs w:val="2"/>
+          <w:rtl w:val="0"/>
+        </w:rPr>
+        <w:t xml:space="preserve">schaubfamily05@gmail.com</w:t>
+      </w:r>
+    </w:p>
+    <w:p>
+      <w:pPr>
+        <w:shd w:fill="ffffff" w:val="clear"/>
+        <w:spacing w:line="274.2857142857143" w:lineRule="auto"/>
+        <w:rPr>
+          <w:color w:val="444f5c"/>
+          <w:sz w:val="21"/>
+          <w:szCs w:val="21"/>
+        </w:rPr>
+      </w:pPr>
+      <w:r>
+        <w:rPr>
+          <w:color w:val="444f5c"/>
+          <w:sz w:val="21"/>
+          <w:szCs w:val="21"/>
+          <w:rtl w:val="0"/>
+        </w:rPr>
+        <w:t xml:space="preserve">Subject: Convenience comes standard @JoyceKoons</w:t>
+      </w:r>
+    </w:p>
+    <w:p>
+      <w:pPr>
+        <w:shd w:fill="ffffff" w:val="clear"/>
+        <w:spacing w:line="291.4285714285714" w:lineRule="auto"/>
+        <w:rPr>
+          <w:color w:val="161616"/>
+          <w:sz w:val="21"/>
+          <w:szCs w:val="21"/>
+        </w:rPr>
+      </w:pPr>
+      <w:r>
+        <w:rPr>
+          <w:color w:val="161616"/>
+          <w:sz w:val="21"/>
+          <w:szCs w:val="21"/>
+          <w:rtl w:val="0"/>
+        </w:rPr>
+        <w:t xml:space="preserve">Great Prices | Special Rates | Big Inventory Jessica, Why drive to a dealership when we will drive to you? Shop from home, skip the dealership visit, and enjoy complimentary home delivery anywhere in greater DMV metro area. At Joyce Koons Honda Buick GMC, we bring a great deal -- and your new ride -- straight to your driveway. Car buying made simple, convenient, and delivered to your door! It will be my pleasure to assist you. Mark Armstrong +1(703) 365-8713 Joyce Koons Automotive Delivering Great Value and Exceptional Customer Service 10660 Automotive Dr Manassas, VA 20109 JoyceKoons.com We do not rent, sell or exchange email addresses. We encourage you not to unsubscribe so that we can keep you informed about promotions, new vehicles, service tips and service specials, but if you choose to, you can opt out here. If you prefer not to receive further emails from us, Click here to Unsubscribe</w:t>
+      </w:r>
+    </w:p>
+    <w:p>
+      <w:pPr>
+        <w:shd w:fill="f4f5f6" w:val="clear"/>
+        <w:spacing w:line="291.4285714285714" w:lineRule="auto"/>
+        <w:rPr>
+          <w:color w:val="444f5c"/>
+          <w:sz w:val="21"/>
+          <w:szCs w:val="21"/>
+        </w:rPr>
+      </w:pPr>
+      <w:r>
+        <w:rPr>
+          <w:color w:val="444f5c"/>
+          <w:sz w:val="21"/>
+          <w:szCs w:val="21"/>
+          <w:rtl w:val="0"/>
+        </w:rPr>
+        <w:t xml:space="preserve">Reply All</w:t>
+      </w:r>
+    </w:p>
+    <w:p>
+      <w:pPr>
+        <w:shd w:fill="f4f5f6" w:val="clear"/>
+        <w:spacing w:line="291.4285714285714" w:lineRule="auto"/>
+        <w:rPr>
+          <w:color w:val="444f5c"/>
+          <w:sz w:val="21"/>
+          <w:szCs w:val="21"/>
+        </w:rPr>
+      </w:pPr>
+      <w:r>
+        <w:rPr>
+          <w:color w:val="444f5c"/>
+          <w:sz w:val="21"/>
+          <w:szCs w:val="21"/>
+          <w:rtl w:val="0"/>
+        </w:rPr>
+        <w:t xml:space="preserve">Preview</w:t>
+      </w:r>
+    </w:p>
+    <w:p>
+      <w:pPr>
+        <w:shd w:fill="ffffff" w:val="clear"/>
+        <w:spacing w:line="280" w:lineRule="auto"/>
+        <w:rPr>
+          <w:color w:val="444f5c"/>
+          <w:sz w:val="18"/>
+          <w:szCs w:val="18"/>
+        </w:rPr>
+      </w:pPr>
+      <w:r>
+        <w:rPr>
+          <w:color w:val="444f5c"/>
+          <w:sz w:val="18"/>
+          <w:szCs w:val="18"/>
+          <w:rtl w:val="0"/>
+        </w:rPr>
+        <w:t xml:space="preserve">0 Open 0 Clicks</w:t>
+      </w:r>
+    </w:p>
+    <w:p>
+      <w:pPr>
+        <w:shd w:fill="ffffff" w:val="clear"/>
+        <w:spacing w:line="291.4285714285714" w:lineRule="auto"/>
+        <w:rPr>
+          <w:color w:val="161616"/>
+          <w:sz w:val="21"/>
+          <w:szCs w:val="21"/>
+        </w:rPr>
+      </w:pPr>
+      <w:r>
+        <w:rPr>
+          <w:color w:val="161616"/>
+          <w:sz w:val="21"/>
+          <w:szCs w:val="21"/>
+          <w:rtl w:val="0"/>
+        </w:rPr>
+        <w:t xml:space="preserve">Email Sent</w:t>
+      </w:r>
+    </w:p>
+    <w:p>
+      <w:pPr>
+        <w:shd w:fill="ffffff" w:val="clear"/>
+        <w:spacing w:line="291.4285714285714" w:lineRule="auto"/>
+        <w:rPr>
+          <w:color w:val="444f5c"/>
+          <w:sz w:val="21"/>
+          <w:szCs w:val="21"/>
+        </w:rPr>
+      </w:pPr>
+      <w:r>
+        <w:rPr>
+          <w:color w:val="444f5c"/>
+          <w:sz w:val="21"/>
+          <w:szCs w:val="21"/>
+          <w:rtl w:val="0"/>
+        </w:rPr>
+        <w:t xml:space="preserve">Mark Armstrong</w:t>
+      </w:r>
+    </w:p>
+    <w:p>
+      <w:pPr>
+        <w:shd w:fill="ffffff" w:val="clear"/>
+        <w:spacing w:line="291.4285714285714" w:lineRule="auto"/>
+        <w:rPr>
+          <w:color w:val="444f5c"/>
+          <w:sz w:val="21"/>
+          <w:szCs w:val="21"/>
+        </w:rPr>
+      </w:pPr>
+      <w:r>
+        <w:rPr>
+          <w:color w:val="444f5c"/>
+          <w:sz w:val="21"/>
+          <w:szCs w:val="21"/>
+          <w:rtl w:val="0"/>
+        </w:rPr>
+        <w:t xml:space="preserve">Oct 7 2026 11:09 AM</w:t>
+      </w:r>
+    </w:p>
+    <w:p>
+      <w:pPr>
+        <w:shd w:fill="ffffff" w:val="clear"/>
+        <w:spacing w:line="3060" w:lineRule="auto"/>
+        <w:rPr>
+          <w:color w:val="444f5c"/>
+          <w:sz w:val="2"/>
+          <w:szCs w:val="2"/>
+        </w:rPr>
+      </w:pPr>
+      <w:r>
+        <w:rPr>
+          <w:color w:val="444f5c"/>
+          <w:sz w:val="2"/>
+          <w:szCs w:val="2"/>
+          <w:rtl w:val="0"/>
+        </w:rPr>
+        <w:t xml:space="preserve">schaubfamily05@gmail.com</w:t>
+      </w:r>
+    </w:p>
+    <w:p>
+      <w:pPr>
+        <w:shd w:fill="ffffff" w:val="clear"/>
+        <w:spacing w:line="274.2857142857143" w:lineRule="auto"/>
+        <w:rPr>
+          <w:color w:val="444f5c"/>
+          <w:sz w:val="21"/>
+          <w:szCs w:val="21"/>
+        </w:rPr>
+      </w:pPr>
+      <w:r>
+        <w:rPr>
+          <w:color w:val="444f5c"/>
+          <w:sz w:val="21"/>
+          <w:szCs w:val="21"/>
+          <w:rtl w:val="0"/>
+        </w:rPr>
+        <w:t xml:space="preserve">Subject: Discover your next Honda at Joyce Koons!</w:t>
+      </w:r>
+    </w:p>
+    <w:p>
+      <w:pPr>
+        <w:shd w:fill="ffffff" w:val="clear"/>
+        <w:spacing w:line="291.4285714285714" w:lineRule="auto"/>
+        <w:rPr>
+          <w:color w:val="161616"/>
+          <w:sz w:val="21"/>
+          <w:szCs w:val="21"/>
+        </w:rPr>
+      </w:pPr>
+      <w:r>
+        <w:rPr>
+          <w:color w:val="161616"/>
+          <w:sz w:val="21"/>
+          <w:szCs w:val="21"/>
+          <w:rtl w:val="0"/>
+        </w:rPr>
+        <w:t xml:space="preserve">&gt; Shop today at Joyce Koons Honda and save. These offers won't last long. We do not rent, sell or exchange email addresses. We encourage you not to unsubscribe so that we can keep you informed about promotions, new vehicles, service tips and service specials, but if you choose to, you can opt out here. If you prefer not to receive further emails from us,Click here to Unsubscribe</w:t>
+      </w:r>
+    </w:p>
+    <w:p>
+      <w:pPr>
+        <w:shd w:fill="f4f5f6" w:val="clear"/>
+        <w:spacing w:line="291.4285714285714" w:lineRule="auto"/>
+        <w:rPr>
+          <w:color w:val="444f5c"/>
+          <w:sz w:val="21"/>
+          <w:szCs w:val="21"/>
+        </w:rPr>
+      </w:pPr>
+      <w:r>
+        <w:rPr>
+          <w:color w:val="444f5c"/>
+          <w:sz w:val="21"/>
+          <w:szCs w:val="21"/>
+          <w:rtl w:val="0"/>
+        </w:rPr>
+        <w:t xml:space="preserve">Reply All</w:t>
+      </w:r>
+    </w:p>
+    <w:p>
+      <w:pPr>
+        <w:shd w:fill="f4f5f6" w:val="clear"/>
+        <w:spacing w:line="291.4285714285714" w:lineRule="auto"/>
+        <w:rPr>
+          <w:color w:val="444f5c"/>
+          <w:sz w:val="21"/>
+          <w:szCs w:val="21"/>
+        </w:rPr>
+      </w:pPr>
+      <w:r>
+        <w:rPr>
+          <w:color w:val="444f5c"/>
+          <w:sz w:val="21"/>
+          <w:szCs w:val="21"/>
+          <w:rtl w:val="0"/>
+        </w:rPr>
+        <w:t xml:space="preserve">Preview</w:t>
+      </w:r>
+    </w:p>
+    <w:p>
+      <w:pPr>
+        <w:shd w:fill="ffffff" w:val="clear"/>
+        <w:spacing w:line="280" w:lineRule="auto"/>
+        <w:rPr>
+          <w:color w:val="444f5c"/>
+          <w:sz w:val="18"/>
+          <w:szCs w:val="18"/>
+        </w:rPr>
+      </w:pPr>
+      <w:r>
+        <w:rPr>
+          <w:color w:val="444f5c"/>
+          <w:sz w:val="18"/>
+          <w:szCs w:val="18"/>
+          <w:rtl w:val="0"/>
+        </w:rPr>
+        <w:t xml:space="preserve">0 Open 0 Clicks</w:t>
+      </w:r>
+    </w:p>
+    <w:p>
+      <w:pPr>
+        <w:shd w:fill="ffffff" w:val="clear"/>
+        <w:spacing w:line="291.4285714285714" w:lineRule="auto"/>
+        <w:rPr>
+          <w:color w:val="161616"/>
+          <w:sz w:val="21"/>
+          <w:szCs w:val="21"/>
+        </w:rPr>
+      </w:pPr>
+      <w:r>
+        <w:rPr>
+          <w:color w:val="161616"/>
+          <w:sz w:val="21"/>
+          <w:szCs w:val="21"/>
+          <w:rtl w:val="0"/>
+        </w:rPr>
         <w:t xml:space="preserve">Sent Campaign Email</w:t>
       </w:r>
     </w:p>
@@ -1195,7 +1955,7 @@
           <w:szCs w:val="21"/>
           <w:rtl w:val="0"/>
         </w:rPr>
-        <w:t xml:space="preserve">Yesterday</w:t>
+        <w:t xml:space="preserve">Last Wednesday</w:t>
       </w:r>
     </w:p>
     <w:p>
@@ -2680,7 +3440,7 @@
           <w:szCs w:val="21"/>
           <w:rtl w:val="0"/>
         </w:rPr>
-        <w:t xml:space="preserve">Last Monday</w:t>
+        <w:t xml:space="preserve">October 5, 2026</w:t>
       </w:r>
     </w:p>
     <w:p>
@@ -4245,7 +5005,7 @@
           <w:szCs w:val="21"/>
           <w:rtl w:val="0"/>
         </w:rPr>
-        <w:t xml:space="preserve">Last Monday</w:t>
+        <w:t xml:space="preserve">October 5, 2026</w:t>
       </w:r>
     </w:p>
     <w:p>
@@ -4425,7 +5185,7 @@
           <w:szCs w:val="21"/>
           <w:rtl w:val="0"/>
         </w:rPr>
-        <w:t xml:space="preserve">Last Monday</w:t>
+        <w:t xml:space="preserve">October 5, 2026</w:t>
       </w:r>
     </w:p>
     <w:p>
@@ -4605,7 +5365,7 @@
           <w:szCs w:val="21"/>
           <w:rtl w:val="0"/>
         </w:rPr>
-        <w:t xml:space="preserve">Last Monday</w:t>
+        <w:t xml:space="preserve">October 5, 2026</w:t>
       </w:r>
     </w:p>
     <w:p>
